--- a/downloads/fiches/bts_concepteur_en_art_et_industrie_ceramique_fiche_evaluation.docx
+++ b/downloads/fiches/bts_concepteur_en_art_et_industrie_ceramique_fiche_evaluation.docx
@@ -11,8 +11,9 @@
           <w:b/>
           <w:color w:val="1F4E79"/>
           <w:sz w:val="32"/>
+          <w:lang w:val="fr-FR" w:eastAsia="fr-FR" w:bidi="fr-FR"/>
         </w:rPr>
-        <w:t>Fiche d'evaluation reconstituee - BTS Concepteur en art et industrie ceramique</w:t>
+        <w:t>Fiche d'évaluation reconstituée - BTS Concepteur en art et industrie ceramique</w:t>
       </w:r>
     </w:p>
     <w:p>
@@ -23,8 +24,9 @@
         <w:rPr>
           <w:i/>
           <w:sz w:val="21"/>
+          <w:lang w:val="fr-FR" w:eastAsia="fr-FR" w:bidi="fr-FR"/>
         </w:rPr>
-        <w:t>Support evalue : Rapport de stage ou d'activites professionnelles | Modalite : Ponctuelle</w:t>
+        <w:t>Support évalué : Rapport de stage ou d'activités professionnelles | Modalité : Ponctuelle</w:t>
       </w:r>
     </w:p>
     <w:p>
@@ -35,8 +37,9 @@
         <w:rPr>
           <w:b/>
           <w:color w:val="4F81BD"/>
+          <w:lang w:val="fr-FR" w:eastAsia="fr-FR" w:bidi="fr-FR"/>
         </w:rPr>
-        <w:t>Fiche reconstituee a partir de criteres officiels</w:t>
+        <w:t>Fiche reconstituée à partir de critères officiels</w:t>
       </w:r>
     </w:p>
     <w:p>
@@ -46,8 +49,9 @@
       <w:r>
         <w:rPr>
           <w:i/>
+          <w:lang w:val="fr-FR" w:eastAsia="fr-FR" w:bidi="fr-FR"/>
         </w:rPr>
-        <w:t>Cette fiche est une reconstitution de travail a partir des sources publiques reperees au 28/04/2026. Elle ne remplace pas un formulaire national opposable lorsqu'une grille officielle complete existe par ailleurs.</w:t>
+        <w:t>Cette fiche est une reconstitution de travail à partir des sources publiques repérées au 2026-05-06. Elle ne remplace pas un formulaire national opposable lorsqu'une grille officielle complète existe par ailleurs.</w:t>
       </w:r>
     </w:p>
     <w:tbl>
@@ -74,6 +78,7 @@
             <w:r>
               <w:rPr>
                 <w:b/>
+                <w:lang w:val="fr-FR" w:eastAsia="fr-FR" w:bidi="fr-FR"/>
               </w:rPr>
               <w:t>BTS</w:t>
             </w:r>
@@ -86,6 +91,9 @@
           </w:tcPr>
           <w:p>
             <w:r>
+              <w:rPr>
+                <w:lang w:val="fr-FR" w:eastAsia="fr-FR" w:bidi="fr-FR"/>
+              </w:rPr>
               <w:t>BTS Concepteur en art et industrie ceramique</w:t>
             </w:r>
           </w:p>
@@ -100,8 +108,9 @@
             <w:r>
               <w:rPr>
                 <w:b/>
+                <w:lang w:val="fr-FR" w:eastAsia="fr-FR" w:bidi="fr-FR"/>
               </w:rPr>
-              <w:t>Modalite</w:t>
+              <w:t>Modalité</w:t>
             </w:r>
           </w:p>
         </w:tc>
@@ -112,6 +121,9 @@
           </w:tcPr>
           <w:p>
             <w:r>
+              <w:rPr>
+                <w:lang w:val="fr-FR" w:eastAsia="fr-FR" w:bidi="fr-FR"/>
+              </w:rPr>
               <w:t>Ponctuelle</w:t>
             </w:r>
           </w:p>
@@ -128,6 +140,7 @@
             <w:r>
               <w:rPr>
                 <w:b/>
+                <w:lang w:val="fr-FR" w:eastAsia="fr-FR" w:bidi="fr-FR"/>
               </w:rPr>
               <w:t>Option</w:t>
             </w:r>
@@ -140,7 +153,10 @@
           </w:tcPr>
           <w:p>
             <w:r>
-              <w:t>Sans option specifiee</w:t>
+              <w:rPr>
+                <w:lang w:val="fr-FR" w:eastAsia="fr-FR" w:bidi="fr-FR"/>
+              </w:rPr>
+              <w:t>Sans option spécifiée</w:t>
             </w:r>
           </w:p>
         </w:tc>
@@ -154,6 +170,7 @@
             <w:r>
               <w:rPr>
                 <w:b/>
+                <w:lang w:val="fr-FR" w:eastAsia="fr-FR" w:bidi="fr-FR"/>
               </w:rPr>
               <w:t>Statut documentaire</w:t>
             </w:r>
@@ -166,6 +183,9 @@
           </w:tcPr>
           <w:p>
             <w:r>
+              <w:rPr>
+                <w:lang w:val="fr-FR" w:eastAsia="fr-FR" w:bidi="fr-FR"/>
+              </w:rPr>
               <w:t>Support present mais pas CCF sur cette sous-epreuve</w:t>
             </w:r>
           </w:p>
@@ -182,6 +202,7 @@
             <w:r>
               <w:rPr>
                 <w:b/>
+                <w:lang w:val="fr-FR" w:eastAsia="fr-FR" w:bidi="fr-FR"/>
               </w:rPr>
               <w:t>Support</w:t>
             </w:r>
@@ -194,7 +215,10 @@
           </w:tcPr>
           <w:p>
             <w:r>
-              <w:t>Rapport de stage ou d'activites professionnelles</w:t>
+              <w:rPr>
+                <w:lang w:val="fr-FR" w:eastAsia="fr-FR" w:bidi="fr-FR"/>
+              </w:rPr>
+              <w:t>Rapport de stage ou d'activités professionnelles</w:t>
             </w:r>
           </w:p>
         </w:tc>
@@ -208,8 +232,9 @@
             <w:r>
               <w:rPr>
                 <w:b/>
+                <w:lang w:val="fr-FR" w:eastAsia="fr-FR" w:bidi="fr-FR"/>
               </w:rPr>
-              <w:t>Epreuve</w:t>
+              <w:t>Épreuve</w:t>
             </w:r>
           </w:p>
         </w:tc>
@@ -220,7 +245,10 @@
           </w:tcPr>
           <w:p>
             <w:r>
-              <w:t>U5.2 / E52 Rapport de stage ou d'activites professionnelles</w:t>
+              <w:rPr>
+                <w:lang w:val="fr-FR" w:eastAsia="fr-FR" w:bidi="fr-FR"/>
+              </w:rPr>
+              <w:t>U51 | U5.2 / E52 Rapport de stage ou d'activités professionnelles | E61 Presentation du rapport de stage industriel</w:t>
             </w:r>
           </w:p>
         </w:tc>
@@ -236,8 +264,9 @@
             <w:r>
               <w:rPr>
                 <w:b/>
+                <w:lang w:val="fr-FR" w:eastAsia="fr-FR" w:bidi="fr-FR"/>
               </w:rPr>
-              <w:t>Voies / modalites</w:t>
+              <w:t>Voies / modalités</w:t>
             </w:r>
           </w:p>
         </w:tc>
@@ -248,7 +277,10 @@
           </w:tcPr>
           <w:p>
             <w:r>
-              <w:t>Toutes voies du tableau consulte : sous-epreuve en oral</w:t>
+              <w:rPr>
+                <w:lang w:val="fr-FR" w:eastAsia="fr-FR" w:bidi="fr-FR"/>
+              </w:rPr>
+              <w:t>Ponctuelle documentee</w:t>
             </w:r>
           </w:p>
         </w:tc>
@@ -262,6 +294,7 @@
             <w:r>
               <w:rPr>
                 <w:b/>
+                <w:lang w:val="fr-FR" w:eastAsia="fr-FR" w:bidi="fr-FR"/>
               </w:rPr>
               <w:t>Niveau de reconstitution</w:t>
             </w:r>
@@ -274,7 +307,10 @@
           </w:tcPr>
           <w:p>
             <w:r>
-              <w:t>Fiche reconstituee a partir de criteres officiels</w:t>
+              <w:rPr>
+                <w:lang w:val="fr-FR" w:eastAsia="fr-FR" w:bidi="fr-FR"/>
+              </w:rPr>
+              <w:t>Fiche reconstituée à partir de critères officiels</w:t>
             </w:r>
           </w:p>
         </w:tc>
@@ -290,8 +326,9 @@
             <w:r>
               <w:rPr>
                 <w:b/>
+                <w:lang w:val="fr-FR" w:eastAsia="fr-FR" w:bidi="fr-FR"/>
               </w:rPr>
-              <w:t>Sources modele</w:t>
+              <w:t>Sources modèle</w:t>
             </w:r>
           </w:p>
         </w:tc>
@@ -302,7 +339,10 @@
           </w:tcPr>
           <w:p>
             <w:r>
-              <w:t>Le texte officiel ancien reste la source publique la plus directe pour les criteres de l'epreuve.</w:t>
+              <w:rPr>
+                <w:lang w:val="fr-FR" w:eastAsia="fr-FR" w:bidi="fr-FR"/>
+              </w:rPr>
+              <w:t>Le texte officiel ancien reste la source publique la plus directe pour les critères de l'épreuve.</w:t>
             </w:r>
           </w:p>
         </w:tc>
@@ -316,6 +356,7 @@
             <w:r>
               <w:rPr>
                 <w:b/>
+                <w:lang w:val="fr-FR" w:eastAsia="fr-FR" w:bidi="fr-FR"/>
               </w:rPr>
               <w:t>Document jury</w:t>
             </w:r>
@@ -328,6 +369,9 @@
           </w:tcPr>
           <w:p>
             <w:r>
+              <w:rPr>
+                <w:lang w:val="fr-FR" w:eastAsia="fr-FR" w:bidi="fr-FR"/>
+              </w:rPr>
               <w:t>https://www.education.gouv.fr/bo/2009/20/esrs0906079a.html</w:t>
             </w:r>
           </w:p>
@@ -339,8 +383,9 @@
       <w:r>
         <w:rPr>
           <w:b/>
+          <w:lang w:val="fr-FR" w:eastAsia="fr-FR" w:bidi="fr-FR"/>
         </w:rPr>
-        <w:t>Echelle de positionnement conseillee</w:t>
+        <w:t>Échelle de positionnement conseillée</w:t>
       </w:r>
     </w:p>
     <w:tbl>
@@ -366,6 +411,7 @@
             <w:r>
               <w:rPr>
                 <w:b/>
+                <w:lang w:val="fr-FR" w:eastAsia="fr-FR" w:bidi="fr-FR"/>
               </w:rPr>
               <w:t>NA</w:t>
             </w:r>
@@ -380,6 +426,7 @@
             <w:r>
               <w:rPr>
                 <w:b/>
+                <w:lang w:val="fr-FR" w:eastAsia="fr-FR" w:bidi="fr-FR"/>
               </w:rPr>
               <w:t>PA</w:t>
             </w:r>
@@ -394,6 +441,7 @@
             <w:r>
               <w:rPr>
                 <w:b/>
+                <w:lang w:val="fr-FR" w:eastAsia="fr-FR" w:bidi="fr-FR"/>
               </w:rPr>
               <w:t>A</w:t>
             </w:r>
@@ -408,6 +456,7 @@
             <w:r>
               <w:rPr>
                 <w:b/>
+                <w:lang w:val="fr-FR" w:eastAsia="fr-FR" w:bidi="fr-FR"/>
               </w:rPr>
               <w:t>TB</w:t>
             </w:r>
@@ -421,6 +470,9 @@
           </w:tcPr>
           <w:p>
             <w:r>
+              <w:rPr>
+                <w:lang w:val="fr-FR" w:eastAsia="fr-FR" w:bidi="fr-FR"/>
+              </w:rPr>
               <w:t>Non observable / non acquis</w:t>
             </w:r>
           </w:p>
@@ -431,6 +483,9 @@
           </w:tcPr>
           <w:p>
             <w:r>
+              <w:rPr>
+                <w:lang w:val="fr-FR" w:eastAsia="fr-FR" w:bidi="fr-FR"/>
+              </w:rPr>
               <w:t>Partiellement acquis</w:t>
             </w:r>
           </w:p>
@@ -441,6 +496,9 @@
           </w:tcPr>
           <w:p>
             <w:r>
+              <w:rPr>
+                <w:lang w:val="fr-FR" w:eastAsia="fr-FR" w:bidi="fr-FR"/>
+              </w:rPr>
               <w:t>Acquis</w:t>
             </w:r>
           </w:p>
@@ -451,7 +509,10 @@
           </w:tcPr>
           <w:p>
             <w:r>
-              <w:t>Tres bien acquis</w:t>
+              <w:rPr>
+                <w:lang w:val="fr-FR" w:eastAsia="fr-FR" w:bidi="fr-FR"/>
+              </w:rPr>
+              <w:t>Très bien acquis</w:t>
             </w:r>
           </w:p>
         </w:tc>
@@ -462,8 +523,9 @@
       <w:r>
         <w:rPr>
           <w:b/>
+          <w:lang w:val="fr-FR" w:eastAsia="fr-FR" w:bidi="fr-FR"/>
         </w:rPr>
-        <w:t>Grille d'evaluation</w:t>
+        <w:t>Grille d'évaluation</w:t>
       </w:r>
     </w:p>
     <w:tbl>
@@ -500,8 +562,9 @@
               <w:rPr>
                 <w:b/>
                 <w:sz w:val="19"/>
+                <w:lang w:val="fr-FR" w:eastAsia="fr-FR" w:bidi="fr-FR"/>
               </w:rPr>
-              <w:t>Critere evalue</w:t>
+              <w:t>Critère évalué</w:t>
             </w:r>
           </w:p>
         </w:tc>
@@ -519,6 +582,7 @@
               <w:rPr>
                 <w:b/>
                 <w:sz w:val="19"/>
+                <w:lang w:val="fr-FR" w:eastAsia="fr-FR" w:bidi="fr-FR"/>
               </w:rPr>
               <w:t>Indicateurs observables / questions d'appui</w:t>
             </w:r>
@@ -538,6 +602,7 @@
               <w:rPr>
                 <w:b/>
                 <w:sz w:val="19"/>
+                <w:lang w:val="fr-FR" w:eastAsia="fr-FR" w:bidi="fr-FR"/>
               </w:rPr>
               <w:t>NA</w:t>
             </w:r>
@@ -557,6 +622,7 @@
               <w:rPr>
                 <w:b/>
                 <w:sz w:val="19"/>
+                <w:lang w:val="fr-FR" w:eastAsia="fr-FR" w:bidi="fr-FR"/>
               </w:rPr>
               <w:t>PA</w:t>
             </w:r>
@@ -576,6 +642,7 @@
               <w:rPr>
                 <w:b/>
                 <w:sz w:val="19"/>
+                <w:lang w:val="fr-FR" w:eastAsia="fr-FR" w:bidi="fr-FR"/>
               </w:rPr>
               <w:t>A</w:t>
             </w:r>
@@ -595,6 +662,7 @@
               <w:rPr>
                 <w:b/>
                 <w:sz w:val="19"/>
+                <w:lang w:val="fr-FR" w:eastAsia="fr-FR" w:bidi="fr-FR"/>
               </w:rPr>
               <w:t>TB</w:t>
             </w:r>
@@ -614,6 +682,7 @@
               <w:rPr>
                 <w:b/>
                 <w:sz w:val="19"/>
+                <w:lang w:val="fr-FR" w:eastAsia="fr-FR" w:bidi="fr-FR"/>
               </w:rPr>
               <w:t>Observations</w:t>
             </w:r>
@@ -631,7 +700,10 @@
               <w:spacing w:after="0"/>
             </w:pPr>
             <w:r>
-              <w:t>Qualite du rapport ou du dossier en conception en art et industrie ceramique</w:t>
+              <w:rPr>
+                <w:lang w:val="fr-FR" w:eastAsia="fr-FR" w:bidi="fr-FR"/>
+              </w:rPr>
+              <w:t>Qualité du rapport ou du dossier en conception en art et industrie ceramique</w:t>
             </w:r>
           </w:p>
         </w:tc>
@@ -645,7 +717,10 @@
               <w:spacing w:after="0"/>
             </w:pPr>
             <w:r>
-              <w:t>Support lisible, structure, coherent avec l'epreuve et directement exploitable pour l'evaluation.</w:t>
+              <w:rPr>
+                <w:lang w:val="fr-FR" w:eastAsia="fr-FR" w:bidi="fr-FR"/>
+              </w:rPr>
+              <w:t>Support lisible, structuré, cohérent avec l'épreuve et directement exploitable pour l'évaluation.</w:t>
             </w:r>
           </w:p>
         </w:tc>
@@ -659,7 +734,11 @@
               <w:spacing w:after="0"/>
               <w:jc w:val="center"/>
             </w:pPr>
-            <w:r/>
+            <w:r>
+              <w:rPr>
+                <w:lang w:val="fr-FR" w:eastAsia="fr-FR" w:bidi="fr-FR"/>
+              </w:rPr>
+            </w:r>
           </w:p>
         </w:tc>
         <w:tc>
@@ -672,7 +751,11 @@
               <w:spacing w:after="0"/>
               <w:jc w:val="center"/>
             </w:pPr>
-            <w:r/>
+            <w:r>
+              <w:rPr>
+                <w:lang w:val="fr-FR" w:eastAsia="fr-FR" w:bidi="fr-FR"/>
+              </w:rPr>
+            </w:r>
           </w:p>
         </w:tc>
         <w:tc>
@@ -685,7 +768,11 @@
               <w:spacing w:after="0"/>
               <w:jc w:val="center"/>
             </w:pPr>
-            <w:r/>
+            <w:r>
+              <w:rPr>
+                <w:lang w:val="fr-FR" w:eastAsia="fr-FR" w:bidi="fr-FR"/>
+              </w:rPr>
+            </w:r>
           </w:p>
         </w:tc>
         <w:tc>
@@ -698,7 +785,11 @@
               <w:spacing w:after="0"/>
               <w:jc w:val="center"/>
             </w:pPr>
-            <w:r/>
+            <w:r>
+              <w:rPr>
+                <w:lang w:val="fr-FR" w:eastAsia="fr-FR" w:bidi="fr-FR"/>
+              </w:rPr>
+            </w:r>
           </w:p>
         </w:tc>
         <w:tc>
@@ -710,7 +801,11 @@
             <w:pPr>
               <w:spacing w:after="0"/>
             </w:pPr>
-            <w:r/>
+            <w:r>
+              <w:rPr>
+                <w:lang w:val="fr-FR" w:eastAsia="fr-FR" w:bidi="fr-FR"/>
+              </w:rPr>
+            </w:r>
           </w:p>
         </w:tc>
       </w:tr>
@@ -725,6 +820,9 @@
               <w:spacing w:after="0"/>
             </w:pPr>
             <w:r>
+              <w:rPr>
+                <w:lang w:val="fr-FR" w:eastAsia="fr-FR" w:bidi="fr-FR"/>
+              </w:rPr>
               <w:t>contextualisation de l'experience professionnelle</w:t>
             </w:r>
           </w:p>
@@ -739,7 +837,10 @@
               <w:spacing w:after="0"/>
             </w:pPr>
             <w:r>
-              <w:t>Elements observables explicitables dans le support ecrit et confirmables lors de l'entretien.</w:t>
+              <w:rPr>
+                <w:lang w:val="fr-FR" w:eastAsia="fr-FR" w:bidi="fr-FR"/>
+              </w:rPr>
+              <w:t>Éléments observables explicitables dans le support écrit et confirmables lors de l'entretien.</w:t>
             </w:r>
           </w:p>
         </w:tc>
@@ -753,7 +854,11 @@
               <w:spacing w:after="0"/>
               <w:jc w:val="center"/>
             </w:pPr>
-            <w:r/>
+            <w:r>
+              <w:rPr>
+                <w:lang w:val="fr-FR" w:eastAsia="fr-FR" w:bidi="fr-FR"/>
+              </w:rPr>
+            </w:r>
           </w:p>
         </w:tc>
         <w:tc>
@@ -766,7 +871,11 @@
               <w:spacing w:after="0"/>
               <w:jc w:val="center"/>
             </w:pPr>
-            <w:r/>
+            <w:r>
+              <w:rPr>
+                <w:lang w:val="fr-FR" w:eastAsia="fr-FR" w:bidi="fr-FR"/>
+              </w:rPr>
+            </w:r>
           </w:p>
         </w:tc>
         <w:tc>
@@ -779,7 +888,11 @@
               <w:spacing w:after="0"/>
               <w:jc w:val="center"/>
             </w:pPr>
-            <w:r/>
+            <w:r>
+              <w:rPr>
+                <w:lang w:val="fr-FR" w:eastAsia="fr-FR" w:bidi="fr-FR"/>
+              </w:rPr>
+            </w:r>
           </w:p>
         </w:tc>
         <w:tc>
@@ -792,7 +905,11 @@
               <w:spacing w:after="0"/>
               <w:jc w:val="center"/>
             </w:pPr>
-            <w:r/>
+            <w:r>
+              <w:rPr>
+                <w:lang w:val="fr-FR" w:eastAsia="fr-FR" w:bidi="fr-FR"/>
+              </w:rPr>
+            </w:r>
           </w:p>
         </w:tc>
         <w:tc>
@@ -804,7 +921,11 @@
             <w:pPr>
               <w:spacing w:after="0"/>
             </w:pPr>
-            <w:r/>
+            <w:r>
+              <w:rPr>
+                <w:lang w:val="fr-FR" w:eastAsia="fr-FR" w:bidi="fr-FR"/>
+              </w:rPr>
+            </w:r>
           </w:p>
         </w:tc>
       </w:tr>
@@ -819,7 +940,10 @@
               <w:spacing w:after="0"/>
             </w:pPr>
             <w:r>
-              <w:t>analyse critique des situations, references et choix de conception</w:t>
+              <w:rPr>
+                <w:lang w:val="fr-FR" w:eastAsia="fr-FR" w:bidi="fr-FR"/>
+              </w:rPr>
+              <w:t>analysé critique des situations, references et choix de conception</w:t>
             </w:r>
           </w:p>
         </w:tc>
@@ -833,7 +957,10 @@
               <w:spacing w:after="0"/>
             </w:pPr>
             <w:r>
-              <w:t>Les choix, contraintes, resultats et eventuels ecarts sont analyses avec recul professionnel.</w:t>
+              <w:rPr>
+                <w:lang w:val="fr-FR" w:eastAsia="fr-FR" w:bidi="fr-FR"/>
+              </w:rPr>
+              <w:t>Les choix, contraintes, résultats et éventuels écarts sont analysés avec recul professionnel.</w:t>
             </w:r>
           </w:p>
         </w:tc>
@@ -847,7 +974,11 @@
               <w:spacing w:after="0"/>
               <w:jc w:val="center"/>
             </w:pPr>
-            <w:r/>
+            <w:r>
+              <w:rPr>
+                <w:lang w:val="fr-FR" w:eastAsia="fr-FR" w:bidi="fr-FR"/>
+              </w:rPr>
+            </w:r>
           </w:p>
         </w:tc>
         <w:tc>
@@ -860,7 +991,11 @@
               <w:spacing w:after="0"/>
               <w:jc w:val="center"/>
             </w:pPr>
-            <w:r/>
+            <w:r>
+              <w:rPr>
+                <w:lang w:val="fr-FR" w:eastAsia="fr-FR" w:bidi="fr-FR"/>
+              </w:rPr>
+            </w:r>
           </w:p>
         </w:tc>
         <w:tc>
@@ -873,7 +1008,11 @@
               <w:spacing w:after="0"/>
               <w:jc w:val="center"/>
             </w:pPr>
-            <w:r/>
+            <w:r>
+              <w:rPr>
+                <w:lang w:val="fr-FR" w:eastAsia="fr-FR" w:bidi="fr-FR"/>
+              </w:rPr>
+            </w:r>
           </w:p>
         </w:tc>
         <w:tc>
@@ -886,7 +1025,11 @@
               <w:spacing w:after="0"/>
               <w:jc w:val="center"/>
             </w:pPr>
-            <w:r/>
+            <w:r>
+              <w:rPr>
+                <w:lang w:val="fr-FR" w:eastAsia="fr-FR" w:bidi="fr-FR"/>
+              </w:rPr>
+            </w:r>
           </w:p>
         </w:tc>
         <w:tc>
@@ -898,7 +1041,11 @@
             <w:pPr>
               <w:spacing w:after="0"/>
             </w:pPr>
-            <w:r/>
+            <w:r>
+              <w:rPr>
+                <w:lang w:val="fr-FR" w:eastAsia="fr-FR" w:bidi="fr-FR"/>
+              </w:rPr>
+            </w:r>
           </w:p>
         </w:tc>
       </w:tr>
@@ -913,7 +1060,10 @@
               <w:spacing w:after="0"/>
             </w:pPr>
             <w:r>
-              <w:t>articulation entre stage et demarche creative</w:t>
+              <w:rPr>
+                <w:lang w:val="fr-FR" w:eastAsia="fr-FR" w:bidi="fr-FR"/>
+              </w:rPr>
+              <w:t>articulation entre stage et démarche creative</w:t>
             </w:r>
           </w:p>
         </w:tc>
@@ -927,7 +1077,10 @@
               <w:spacing w:after="0"/>
             </w:pPr>
             <w:r>
-              <w:t>Elements observables explicitables dans le support ecrit et confirmables lors de l'entretien.</w:t>
+              <w:rPr>
+                <w:lang w:val="fr-FR" w:eastAsia="fr-FR" w:bidi="fr-FR"/>
+              </w:rPr>
+              <w:t>Éléments observables explicitables dans le support écrit et confirmables lors de l'entretien.</w:t>
             </w:r>
           </w:p>
         </w:tc>
@@ -941,7 +1094,11 @@
               <w:spacing w:after="0"/>
               <w:jc w:val="center"/>
             </w:pPr>
-            <w:r/>
+            <w:r>
+              <w:rPr>
+                <w:lang w:val="fr-FR" w:eastAsia="fr-FR" w:bidi="fr-FR"/>
+              </w:rPr>
+            </w:r>
           </w:p>
         </w:tc>
         <w:tc>
@@ -954,7 +1111,11 @@
               <w:spacing w:after="0"/>
               <w:jc w:val="center"/>
             </w:pPr>
-            <w:r/>
+            <w:r>
+              <w:rPr>
+                <w:lang w:val="fr-FR" w:eastAsia="fr-FR" w:bidi="fr-FR"/>
+              </w:rPr>
+            </w:r>
           </w:p>
         </w:tc>
         <w:tc>
@@ -967,7 +1128,11 @@
               <w:spacing w:after="0"/>
               <w:jc w:val="center"/>
             </w:pPr>
-            <w:r/>
+            <w:r>
+              <w:rPr>
+                <w:lang w:val="fr-FR" w:eastAsia="fr-FR" w:bidi="fr-FR"/>
+              </w:rPr>
+            </w:r>
           </w:p>
         </w:tc>
         <w:tc>
@@ -980,7 +1145,11 @@
               <w:spacing w:after="0"/>
               <w:jc w:val="center"/>
             </w:pPr>
-            <w:r/>
+            <w:r>
+              <w:rPr>
+                <w:lang w:val="fr-FR" w:eastAsia="fr-FR" w:bidi="fr-FR"/>
+              </w:rPr>
+            </w:r>
           </w:p>
         </w:tc>
         <w:tc>
@@ -992,7 +1161,11 @@
             <w:pPr>
               <w:spacing w:after="0"/>
             </w:pPr>
-            <w:r/>
+            <w:r>
+              <w:rPr>
+                <w:lang w:val="fr-FR" w:eastAsia="fr-FR" w:bidi="fr-FR"/>
+              </w:rPr>
+            </w:r>
           </w:p>
         </w:tc>
       </w:tr>
@@ -1007,7 +1180,10 @@
               <w:spacing w:after="0"/>
             </w:pPr>
             <w:r>
-              <w:t>qualite des supports et de la presentation orale</w:t>
+              <w:rPr>
+                <w:lang w:val="fr-FR" w:eastAsia="fr-FR" w:bidi="fr-FR"/>
+              </w:rPr>
+              <w:t>qualité des supports et de la presentation orale</w:t>
             </w:r>
           </w:p>
         </w:tc>
@@ -1021,7 +1197,10 @@
               <w:spacing w:after="0"/>
             </w:pPr>
             <w:r>
-              <w:t>Support lisible, structure, coherent avec l'epreuve et directement exploitable pour l'evaluation.</w:t>
+              <w:rPr>
+                <w:lang w:val="fr-FR" w:eastAsia="fr-FR" w:bidi="fr-FR"/>
+              </w:rPr>
+              <w:t>Support lisible, structuré, cohérent avec l'épreuve et directement exploitable pour l'évaluation.</w:t>
             </w:r>
           </w:p>
         </w:tc>
@@ -1035,7 +1214,11 @@
               <w:spacing w:after="0"/>
               <w:jc w:val="center"/>
             </w:pPr>
-            <w:r/>
+            <w:r>
+              <w:rPr>
+                <w:lang w:val="fr-FR" w:eastAsia="fr-FR" w:bidi="fr-FR"/>
+              </w:rPr>
+            </w:r>
           </w:p>
         </w:tc>
         <w:tc>
@@ -1048,7 +1231,11 @@
               <w:spacing w:after="0"/>
               <w:jc w:val="center"/>
             </w:pPr>
-            <w:r/>
+            <w:r>
+              <w:rPr>
+                <w:lang w:val="fr-FR" w:eastAsia="fr-FR" w:bidi="fr-FR"/>
+              </w:rPr>
+            </w:r>
           </w:p>
         </w:tc>
         <w:tc>
@@ -1061,7 +1248,11 @@
               <w:spacing w:after="0"/>
               <w:jc w:val="center"/>
             </w:pPr>
-            <w:r/>
+            <w:r>
+              <w:rPr>
+                <w:lang w:val="fr-FR" w:eastAsia="fr-FR" w:bidi="fr-FR"/>
+              </w:rPr>
+            </w:r>
           </w:p>
         </w:tc>
         <w:tc>
@@ -1074,7 +1265,11 @@
               <w:spacing w:after="0"/>
               <w:jc w:val="center"/>
             </w:pPr>
-            <w:r/>
+            <w:r>
+              <w:rPr>
+                <w:lang w:val="fr-FR" w:eastAsia="fr-FR" w:bidi="fr-FR"/>
+              </w:rPr>
+            </w:r>
           </w:p>
         </w:tc>
         <w:tc>
@@ -1086,7 +1281,11 @@
             <w:pPr>
               <w:spacing w:after="0"/>
             </w:pPr>
-            <w:r/>
+            <w:r>
+              <w:rPr>
+                <w:lang w:val="fr-FR" w:eastAsia="fr-FR" w:bidi="fr-FR"/>
+              </w:rPr>
+            </w:r>
           </w:p>
         </w:tc>
       </w:tr>
@@ -1101,6 +1300,9 @@
               <w:spacing w:after="0"/>
             </w:pPr>
             <w:r>
+              <w:rPr>
+                <w:lang w:val="fr-FR" w:eastAsia="fr-FR" w:bidi="fr-FR"/>
+              </w:rPr>
               <w:t>justification argumentee et recul critique</w:t>
             </w:r>
           </w:p>
@@ -1115,7 +1317,10 @@
               <w:spacing w:after="0"/>
             </w:pPr>
             <w:r>
-              <w:t>Les choix, contraintes, resultats et eventuels ecarts sont analyses avec recul professionnel.</w:t>
+              <w:rPr>
+                <w:lang w:val="fr-FR" w:eastAsia="fr-FR" w:bidi="fr-FR"/>
+              </w:rPr>
+              <w:t>Les choix, contraintes, résultats et éventuels écarts sont analysés avec recul professionnel.</w:t>
             </w:r>
           </w:p>
         </w:tc>
@@ -1129,7 +1334,11 @@
               <w:spacing w:after="0"/>
               <w:jc w:val="center"/>
             </w:pPr>
-            <w:r/>
+            <w:r>
+              <w:rPr>
+                <w:lang w:val="fr-FR" w:eastAsia="fr-FR" w:bidi="fr-FR"/>
+              </w:rPr>
+            </w:r>
           </w:p>
         </w:tc>
         <w:tc>
@@ -1142,7 +1351,11 @@
               <w:spacing w:after="0"/>
               <w:jc w:val="center"/>
             </w:pPr>
-            <w:r/>
+            <w:r>
+              <w:rPr>
+                <w:lang w:val="fr-FR" w:eastAsia="fr-FR" w:bidi="fr-FR"/>
+              </w:rPr>
+            </w:r>
           </w:p>
         </w:tc>
         <w:tc>
@@ -1155,7 +1368,11 @@
               <w:spacing w:after="0"/>
               <w:jc w:val="center"/>
             </w:pPr>
-            <w:r/>
+            <w:r>
+              <w:rPr>
+                <w:lang w:val="fr-FR" w:eastAsia="fr-FR" w:bidi="fr-FR"/>
+              </w:rPr>
+            </w:r>
           </w:p>
         </w:tc>
         <w:tc>
@@ -1168,7 +1385,11 @@
               <w:spacing w:after="0"/>
               <w:jc w:val="center"/>
             </w:pPr>
-            <w:r/>
+            <w:r>
+              <w:rPr>
+                <w:lang w:val="fr-FR" w:eastAsia="fr-FR" w:bidi="fr-FR"/>
+              </w:rPr>
+            </w:r>
           </w:p>
         </w:tc>
         <w:tc>
@@ -1180,7 +1401,11 @@
             <w:pPr>
               <w:spacing w:after="0"/>
             </w:pPr>
-            <w:r/>
+            <w:r>
+              <w:rPr>
+                <w:lang w:val="fr-FR" w:eastAsia="fr-FR" w:bidi="fr-FR"/>
+              </w:rPr>
+            </w:r>
           </w:p>
         </w:tc>
       </w:tr>
@@ -1195,6 +1420,9 @@
               <w:spacing w:after="0"/>
             </w:pPr>
             <w:r>
+              <w:rPr>
+                <w:lang w:val="fr-FR" w:eastAsia="fr-FR" w:bidi="fr-FR"/>
+              </w:rPr>
               <w:t>Qualité du rapport (forme, illustrations, orthographe)</w:t>
             </w:r>
           </w:p>
@@ -1209,7 +1437,10 @@
               <w:spacing w:after="0"/>
             </w:pPr>
             <w:r>
-              <w:t>Support lisible, structure, coherent avec l'epreuve et directement exploitable pour l'evaluation.</w:t>
+              <w:rPr>
+                <w:lang w:val="fr-FR" w:eastAsia="fr-FR" w:bidi="fr-FR"/>
+              </w:rPr>
+              <w:t>Support lisible, structuré, cohérent avec l'épreuve et directement exploitable pour l'évaluation.</w:t>
             </w:r>
           </w:p>
         </w:tc>
@@ -1223,7 +1454,11 @@
               <w:spacing w:after="0"/>
               <w:jc w:val="center"/>
             </w:pPr>
-            <w:r/>
+            <w:r>
+              <w:rPr>
+                <w:lang w:val="fr-FR" w:eastAsia="fr-FR" w:bidi="fr-FR"/>
+              </w:rPr>
+            </w:r>
           </w:p>
         </w:tc>
         <w:tc>
@@ -1236,7 +1471,11 @@
               <w:spacing w:after="0"/>
               <w:jc w:val="center"/>
             </w:pPr>
-            <w:r/>
+            <w:r>
+              <w:rPr>
+                <w:lang w:val="fr-FR" w:eastAsia="fr-FR" w:bidi="fr-FR"/>
+              </w:rPr>
+            </w:r>
           </w:p>
         </w:tc>
         <w:tc>
@@ -1249,7 +1488,11 @@
               <w:spacing w:after="0"/>
               <w:jc w:val="center"/>
             </w:pPr>
-            <w:r/>
+            <w:r>
+              <w:rPr>
+                <w:lang w:val="fr-FR" w:eastAsia="fr-FR" w:bidi="fr-FR"/>
+              </w:rPr>
+            </w:r>
           </w:p>
         </w:tc>
         <w:tc>
@@ -1262,7 +1505,11 @@
               <w:spacing w:after="0"/>
               <w:jc w:val="center"/>
             </w:pPr>
-            <w:r/>
+            <w:r>
+              <w:rPr>
+                <w:lang w:val="fr-FR" w:eastAsia="fr-FR" w:bidi="fr-FR"/>
+              </w:rPr>
+            </w:r>
           </w:p>
         </w:tc>
         <w:tc>
@@ -1274,7 +1521,11 @@
             <w:pPr>
               <w:spacing w:after="0"/>
             </w:pPr>
-            <w:r/>
+            <w:r>
+              <w:rPr>
+                <w:lang w:val="fr-FR" w:eastAsia="fr-FR" w:bidi="fr-FR"/>
+              </w:rPr>
+            </w:r>
           </w:p>
         </w:tc>
       </w:tr>
@@ -1289,6 +1540,9 @@
               <w:spacing w:after="0"/>
             </w:pPr>
             <w:r>
+              <w:rPr>
+                <w:lang w:val="fr-FR" w:eastAsia="fr-FR" w:bidi="fr-FR"/>
+              </w:rPr>
               <w:t>contextualisation de l'expérience professionnelle et de l'entreprise</w:t>
             </w:r>
           </w:p>
@@ -1303,7 +1557,10 @@
               <w:spacing w:after="0"/>
             </w:pPr>
             <w:r>
-              <w:t>Le candidat situe precisement l'organisation, ses missions et le perimetre de son intervention.</w:t>
+              <w:rPr>
+                <w:lang w:val="fr-FR" w:eastAsia="fr-FR" w:bidi="fr-FR"/>
+              </w:rPr>
+              <w:t>Le candidat situe précisément l'organisation, ses missions et le périmètre de son intervention.</w:t>
             </w:r>
           </w:p>
         </w:tc>
@@ -1317,7 +1574,11 @@
               <w:spacing w:after="0"/>
               <w:jc w:val="center"/>
             </w:pPr>
-            <w:r/>
+            <w:r>
+              <w:rPr>
+                <w:lang w:val="fr-FR" w:eastAsia="fr-FR" w:bidi="fr-FR"/>
+              </w:rPr>
+            </w:r>
           </w:p>
         </w:tc>
         <w:tc>
@@ -1330,7 +1591,11 @@
               <w:spacing w:after="0"/>
               <w:jc w:val="center"/>
             </w:pPr>
-            <w:r/>
+            <w:r>
+              <w:rPr>
+                <w:lang w:val="fr-FR" w:eastAsia="fr-FR" w:bidi="fr-FR"/>
+              </w:rPr>
+            </w:r>
           </w:p>
         </w:tc>
         <w:tc>
@@ -1343,7 +1608,11 @@
               <w:spacing w:after="0"/>
               <w:jc w:val="center"/>
             </w:pPr>
-            <w:r/>
+            <w:r>
+              <w:rPr>
+                <w:lang w:val="fr-FR" w:eastAsia="fr-FR" w:bidi="fr-FR"/>
+              </w:rPr>
+            </w:r>
           </w:p>
         </w:tc>
         <w:tc>
@@ -1356,7 +1625,11 @@
               <w:spacing w:after="0"/>
               <w:jc w:val="center"/>
             </w:pPr>
-            <w:r/>
+            <w:r>
+              <w:rPr>
+                <w:lang w:val="fr-FR" w:eastAsia="fr-FR" w:bidi="fr-FR"/>
+              </w:rPr>
+            </w:r>
           </w:p>
         </w:tc>
         <w:tc>
@@ -1368,7 +1641,11 @@
             <w:pPr>
               <w:spacing w:after="0"/>
             </w:pPr>
-            <w:r/>
+            <w:r>
+              <w:rPr>
+                <w:lang w:val="fr-FR" w:eastAsia="fr-FR" w:bidi="fr-FR"/>
+              </w:rPr>
+            </w:r>
           </w:p>
         </w:tc>
       </w:tr>
@@ -1378,8 +1655,9 @@
       <w:r>
         <w:rPr>
           <w:b/>
+          <w:lang w:val="fr-FR" w:eastAsia="fr-FR" w:bidi="fr-FR"/>
         </w:rPr>
-        <w:t>Appreciation synthetique</w:t>
+        <w:t>Appréciation synthétique</w:t>
       </w:r>
     </w:p>
     <w:tbl>
@@ -1403,8 +1681,9 @@
             <w:r>
               <w:rPr>
                 <w:b/>
+                <w:lang w:val="fr-FR" w:eastAsia="fr-FR" w:bidi="fr-FR"/>
               </w:rPr>
-              <w:t>Points forts observes</w:t>
+              <w:t>Points forts observés</w:t>
             </w:r>
           </w:p>
         </w:tc>
@@ -1413,7 +1692,11 @@
             <w:tcW w:type="dxa" w:w="10658"/>
           </w:tcPr>
           <w:p>
-            <w:r/>
+            <w:r>
+              <w:rPr>
+                <w:lang w:val="fr-FR" w:eastAsia="fr-FR" w:bidi="fr-FR"/>
+              </w:rPr>
+            </w:r>
           </w:p>
         </w:tc>
       </w:tr>
@@ -1427,6 +1710,7 @@
             <w:r>
               <w:rPr>
                 <w:b/>
+                <w:lang w:val="fr-FR" w:eastAsia="fr-FR" w:bidi="fr-FR"/>
               </w:rPr>
               <w:t>Axes de progression / vigilance</w:t>
             </w:r>
@@ -1437,7 +1721,11 @@
             <w:tcW w:type="dxa" w:w="10658"/>
           </w:tcPr>
           <w:p>
-            <w:r/>
+            <w:r>
+              <w:rPr>
+                <w:lang w:val="fr-FR" w:eastAsia="fr-FR" w:bidi="fr-FR"/>
+              </w:rPr>
+            </w:r>
           </w:p>
         </w:tc>
       </w:tr>
@@ -1451,8 +1739,9 @@
             <w:r>
               <w:rPr>
                 <w:b/>
+                <w:lang w:val="fr-FR" w:eastAsia="fr-FR" w:bidi="fr-FR"/>
               </w:rPr>
-              <w:t>Decision / note / positionnement local</w:t>
+              <w:t>Décision / note / positionnement local</w:t>
             </w:r>
           </w:p>
         </w:tc>
@@ -1461,7 +1750,11 @@
             <w:tcW w:type="dxa" w:w="10658"/>
           </w:tcPr>
           <w:p>
-            <w:r/>
+            <w:r>
+              <w:rPr>
+                <w:lang w:val="fr-FR" w:eastAsia="fr-FR" w:bidi="fr-FR"/>
+              </w:rPr>
+            </w:r>
           </w:p>
         </w:tc>
       </w:tr>
@@ -1471,34 +1764,43 @@
       <w:r>
         <w:rPr>
           <w:b/>
+          <w:lang w:val="fr-FR" w:eastAsia="fr-FR" w:bidi="fr-FR"/>
         </w:rPr>
         <w:t>Fondement et sources de reconstitution</w:t>
       </w:r>
     </w:p>
     <w:p>
       <w:r>
-        <w:t>Croisement entre le rapport de stage ou d'activites professionnelles et le referentiel ancien du diplome.</w:t>
+        <w:rPr>
+          <w:lang w:val="fr-FR" w:eastAsia="fr-FR" w:bidi="fr-FR"/>
+        </w:rPr>
+        <w:t>Croisement entre le rapport de stage ou d'activités professionnelles et le référentiel ancien du diplome.</w:t>
       </w:r>
     </w:p>
     <w:p>
       <w:r>
-        <w:t>Le référentiel du BTS Concepteur en art et industrie céramique met l'accent sur la conception de modèles, la manipulation des matériaux et la mise au point de prototypes. L'épreuve U5.2 évalue la capacité du candidat à s'intégrer professionnellement et à analyser son expérience. Les critères sont reconstitués en croisant les attentes générales d'un rapport de stage (présentation, expression écrite et orale, analyse) avec les spécificités du BTS (conception, démarche créative, analyse critique).</w:t>
+        <w:rPr>
+          <w:lang w:val="fr-FR" w:eastAsia="fr-FR" w:bidi="fr-FR"/>
+        </w:rPr>
+        <w:t>Le référentiel du BTS Concepteur en art et industrie céramique met l'accent sur la conception de modèles, la manipulation des matériaux et la mise au point de prototypes. L'épreuve U5.2 évalué la capacité du candidat à s'intégrer professionnellement et à analyser son expérience. Les critères sont reconstitués en croisant les attentes générales d'un rapport de stage (présentation, expression écrite et orale, analysé) avec les spécificités du BTS (conception, démarche créative, analysé critique).</w:t>
       </w:r>
     </w:p>
     <w:p>
       <w:r>
         <w:rPr>
           <w:sz w:val="17"/>
+          <w:lang w:val="fr-FR" w:eastAsia="fr-FR" w:bidi="fr-FR"/>
         </w:rPr>
-        <w:t>Referentiel : https://www.education.gouv.fr/bo/2009/20/esrs0906079a.html</w:t>
+        <w:t>Référentiel : https://www.education.gouv.fr/bo/2009/20/esrs0906079a.html</w:t>
       </w:r>
     </w:p>
     <w:p>
       <w:r>
         <w:rPr>
           <w:sz w:val="17"/>
+          <w:lang w:val="fr-FR" w:eastAsia="fr-FR" w:bidi="fr-FR"/>
         </w:rPr>
-        <w:t>Definition / modalites : https://www.education.gouv.fr/sites/default/files/document/bo20MEN_56734.pdf-233571.pdf</w:t>
+        <w:t>Source support : https://www.education.gouv.fr/bo/20/Hebdo38/ESRS2019793A.htm</w:t>
       </w:r>
     </w:p>
     <w:sectPr>
@@ -1877,6 +2179,7 @@
     <w:rPr>
       <w:rFonts w:ascii="Aptos" w:hAnsi="Aptos"/>
       <w:sz w:val="20"/>
+      <w:lang w:val="fr-FR" w:eastAsia="fr-FR" w:bidi="fr-FR"/>
     </w:rPr>
   </w:style>
   <w:style w:type="paragraph" w:styleId="Header">
